--- a/series/publications/linkedin/2026-10-08_causal_credit_series/publications/word/ARTICLE_1_RCTS_CONTEXTUAL_BANDITS_CREDIT_OFFERS.docx
+++ b/series/publications/linkedin/2026-10-08_causal_credit_series/publications/word/ARTICLE_1_RCTS_CONTEXTUAL_BANDITS_CREDIT_OFFERS.docx
@@ -66,7 +66,7 @@
           <w:b/>
           <w:bCs/>
         </w:rPr>
-        <w:t xml:space="preserve">Underwrite for Collection · LinkedIn research article · Draft for review · 8 October 2026</w:t>
+        <w:t xml:space="preserve">Underwrite for Collection · LinkedIn research article · 8 October 2026</w:t>
       </w:r>
     </w:p>
     <w:bookmarkStart w:id="20" w:name="abstract"/>
@@ -179,7 +179,7 @@
         <w:t xml:space="preserve"> </w:t>
       </w:r>
       <w:r>
-        <w:t xml:space="preserve">work began with a practical concern: a credit decision is not complete when funds are disbursed. The loan must fit the borrower’s actual cash generation and the lender must be able to monitor whether that repayment source remains available. For an operating MSME, cash is shaped by sales, working capital, suppliers, seasonality, tax, owner withdrawals and existing obligations. For a ring-fenced receivables stream, repayment depends on eligible invoices, obligor performance, dilution, assignment, account control, servicing continuity, collection timing and the waterfall. A price that appears profitable on a spreadsheet can be uncollectable if its instalment profile conflicts with cash conversion or if the underlying receivable is disputed. Credit experimentation should therefore evaluate the offer as a whole and follow the cash journey after the decision.</w:t>
+        <w:t xml:space="preserve">work began with a practical concern: a credit decision is not complete when funds are disbursed. The loan must fit the borrower’s actual cash generation and the lender must be able to monitor whether that repayment source remains available. For an operating MSME, cash is shaped by sales, working capital, suppliers, seasonality, tax, owner withdrawals and existing obligations. For a ring-fenced receivables stream, repayment depends on eligible invoices, obligor performance, dilution, assignment, account control, servicing continuity, collection timing and the waterfall. A price that appears profitable on a spreadsheet can be uncollectable if its instalment profile conflicts with cash conversion or if the underlying receivable is disputed. Credit experimentation should therefore evaluate the offer as a whole and follow the cash journey after the decision. Financing ring-fenced receivables is the general proposition used throughout this series. In the worked examples that use a special-purpose vehicle (SPV), the vehicle is the chosen structure for holding the receivables and allocating their collections. The underwriting evidence follows the receivables, collection controls and contractual payment priorities of that structure.</w:t>
       </w:r>
     </w:p>
     <w:p>
